--- a/Documentacion2.docx
+++ b/Documentacion2.docx
@@ -12,10 +12,221 @@
         <w:rPr>
           <w:lang w:val="es-MX"/>
         </w:rPr>
+        <w:t xml:space="preserve">Ejemplo 9: </w:t>
+      </w:r>
+      <w:r>
+        <w:rPr>
+          <w:lang w:val="es-MX"/>
+        </w:rPr>
+        <w:drawing>
+          <wp:inline distT="0" distB="0" distL="0" distR="0" wp14:anchorId="7A9727FE" wp14:editId="5B3E68A3">
+            <wp:extent cx="5612130" cy="2813685"/>
+            <wp:effectExtent l="0" t="0" r="7620" b="5715"/>
+            <wp:docPr id="648850906" name="Imagen 1"/>
+            <wp:cNvGraphicFramePr>
+              <a:graphicFrameLocks xmlns:a="http://schemas.openxmlformats.org/drawingml/2006/main" noChangeAspect="1"/>
+            </wp:cNvGraphicFramePr>
+            <a:graphic xmlns:a="http://schemas.openxmlformats.org/drawingml/2006/main">
+              <a:graphicData uri="http://schemas.openxmlformats.org/drawingml/2006/picture">
+                <pic:pic xmlns:pic="http://schemas.openxmlformats.org/drawingml/2006/picture">
+                  <pic:nvPicPr>
+                    <pic:cNvPr id="648850906" name=""/>
+                    <pic:cNvPicPr/>
+                  </pic:nvPicPr>
+                  <pic:blipFill>
+                    <a:blip r:embed="rId4"/>
+                    <a:stretch>
+                      <a:fillRect/>
+                    </a:stretch>
+                  </pic:blipFill>
+                  <pic:spPr>
+                    <a:xfrm>
+                      <a:off x="0" y="0"/>
+                      <a:ext cx="5612130" cy="2813685"/>
+                    </a:xfrm>
+                    <a:prstGeom prst="rect">
+                      <a:avLst/>
+                    </a:prstGeom>
+                  </pic:spPr>
+                </pic:pic>
+              </a:graphicData>
+            </a:graphic>
+          </wp:inline>
+        </w:drawing>
+      </w:r>
+      <w:r>
+        <w:rPr>
+          <w:lang w:val="es-MX"/>
+        </w:rPr>
+        <w:lastRenderedPageBreak/>
+        <w:drawing>
+          <wp:inline distT="0" distB="0" distL="0" distR="0" wp14:anchorId="751D361B" wp14:editId="095A520C">
+            <wp:extent cx="5612130" cy="2454275"/>
+            <wp:effectExtent l="0" t="0" r="7620" b="3175"/>
+            <wp:docPr id="1548281491" name="Imagen 1"/>
+            <wp:cNvGraphicFramePr>
+              <a:graphicFrameLocks xmlns:a="http://schemas.openxmlformats.org/drawingml/2006/main" noChangeAspect="1"/>
+            </wp:cNvGraphicFramePr>
+            <a:graphic xmlns:a="http://schemas.openxmlformats.org/drawingml/2006/main">
+              <a:graphicData uri="http://schemas.openxmlformats.org/drawingml/2006/picture">
+                <pic:pic xmlns:pic="http://schemas.openxmlformats.org/drawingml/2006/picture">
+                  <pic:nvPicPr>
+                    <pic:cNvPr id="1548281491" name=""/>
+                    <pic:cNvPicPr/>
+                  </pic:nvPicPr>
+                  <pic:blipFill>
+                    <a:blip r:embed="rId5"/>
+                    <a:stretch>
+                      <a:fillRect/>
+                    </a:stretch>
+                  </pic:blipFill>
+                  <pic:spPr>
+                    <a:xfrm>
+                      <a:off x="0" y="0"/>
+                      <a:ext cx="5612130" cy="2454275"/>
+                    </a:xfrm>
+                    <a:prstGeom prst="rect">
+                      <a:avLst/>
+                    </a:prstGeom>
+                  </pic:spPr>
+                </pic:pic>
+              </a:graphicData>
+            </a:graphic>
+          </wp:inline>
+        </w:drawing>
+      </w:r>
+      <w:r>
+        <w:rPr>
+          <w:lang w:val="es-MX"/>
+        </w:rPr>
+        <w:drawing>
+          <wp:inline distT="0" distB="0" distL="0" distR="0" wp14:anchorId="1DF99149" wp14:editId="0830768D">
+            <wp:extent cx="5612130" cy="4102100"/>
+            <wp:effectExtent l="0" t="0" r="7620" b="0"/>
+            <wp:docPr id="93041463" name="Imagen 1"/>
+            <wp:cNvGraphicFramePr>
+              <a:graphicFrameLocks xmlns:a="http://schemas.openxmlformats.org/drawingml/2006/main" noChangeAspect="1"/>
+            </wp:cNvGraphicFramePr>
+            <a:graphic xmlns:a="http://schemas.openxmlformats.org/drawingml/2006/main">
+              <a:graphicData uri="http://schemas.openxmlformats.org/drawingml/2006/picture">
+                <pic:pic xmlns:pic="http://schemas.openxmlformats.org/drawingml/2006/picture">
+                  <pic:nvPicPr>
+                    <pic:cNvPr id="93041463" name=""/>
+                    <pic:cNvPicPr/>
+                  </pic:nvPicPr>
+                  <pic:blipFill>
+                    <a:blip r:embed="rId6"/>
+                    <a:stretch>
+                      <a:fillRect/>
+                    </a:stretch>
+                  </pic:blipFill>
+                  <pic:spPr>
+                    <a:xfrm>
+                      <a:off x="0" y="0"/>
+                      <a:ext cx="5612130" cy="4102100"/>
+                    </a:xfrm>
+                    <a:prstGeom prst="rect">
+                      <a:avLst/>
+                    </a:prstGeom>
+                  </pic:spPr>
+                </pic:pic>
+              </a:graphicData>
+            </a:graphic>
+          </wp:inline>
+        </w:drawing>
+      </w:r>
+    </w:p>
+    <w:p>
+      <w:pPr>
+        <w:rPr>
+          <w:lang w:val="es-MX"/>
+        </w:rPr>
+      </w:pPr>
+      <w:r>
+        <w:rPr>
+          <w:lang w:val="es-MX"/>
+        </w:rPr>
+        <w:lastRenderedPageBreak/>
+        <w:drawing>
+          <wp:inline distT="0" distB="0" distL="0" distR="0" wp14:anchorId="138691C2" wp14:editId="03840C1A">
+            <wp:extent cx="5612130" cy="3657600"/>
+            <wp:effectExtent l="0" t="0" r="7620" b="0"/>
+            <wp:docPr id="1825734944" name="Imagen 1"/>
+            <wp:cNvGraphicFramePr>
+              <a:graphicFrameLocks xmlns:a="http://schemas.openxmlformats.org/drawingml/2006/main" noChangeAspect="1"/>
+            </wp:cNvGraphicFramePr>
+            <a:graphic xmlns:a="http://schemas.openxmlformats.org/drawingml/2006/main">
+              <a:graphicData uri="http://schemas.openxmlformats.org/drawingml/2006/picture">
+                <pic:pic xmlns:pic="http://schemas.openxmlformats.org/drawingml/2006/picture">
+                  <pic:nvPicPr>
+                    <pic:cNvPr id="1825734944" name=""/>
+                    <pic:cNvPicPr/>
+                  </pic:nvPicPr>
+                  <pic:blipFill>
+                    <a:blip r:embed="rId7"/>
+                    <a:stretch>
+                      <a:fillRect/>
+                    </a:stretch>
+                  </pic:blipFill>
+                  <pic:spPr>
+                    <a:xfrm>
+                      <a:off x="0" y="0"/>
+                      <a:ext cx="5612130" cy="3657600"/>
+                    </a:xfrm>
+                    <a:prstGeom prst="rect">
+                      <a:avLst/>
+                    </a:prstGeom>
+                  </pic:spPr>
+                </pic:pic>
+              </a:graphicData>
+            </a:graphic>
+          </wp:inline>
+        </w:drawing>
+      </w:r>
+    </w:p>
+    <w:p>
+      <w:pPr>
+        <w:rPr>
+          <w:lang w:val="es-MX"/>
+        </w:rPr>
+      </w:pPr>
+    </w:p>
+    <w:p>
+      <w:pPr>
+        <w:rPr>
+          <w:lang w:val="es-MX"/>
+        </w:rPr>
+      </w:pPr>
+    </w:p>
+    <w:p>
+      <w:pPr>
+        <w:rPr>
+          <w:lang w:val="es-MX"/>
+        </w:rPr>
+      </w:pPr>
+    </w:p>
+    <w:p>
+      <w:pPr>
+        <w:rPr>
+          <w:lang w:val="es-MX"/>
+        </w:rPr>
+      </w:pPr>
+    </w:p>
+    <w:p>
+      <w:pPr>
+        <w:rPr>
+          <w:lang w:val="es-MX"/>
+        </w:rPr>
+      </w:pPr>
+      <w:r>
+        <w:rPr>
+          <w:lang w:val="es-MX"/>
+        </w:rPr>
         <w:t xml:space="preserve">Ejemplo 10: </w:t>
       </w:r>
       <w:r>
         <w:rPr>
+          <w:noProof/>
           <w:lang w:val="es-MX"/>
         </w:rPr>
         <w:drawing>
@@ -34,7 +245,7 @@
                     <pic:cNvPicPr/>
                   </pic:nvPicPr>
                   <pic:blipFill>
-                    <a:blip r:embed="rId4"/>
+                    <a:blip r:embed="rId8"/>
                     <a:stretch>
                       <a:fillRect/>
                     </a:stretch>
@@ -63,6 +274,7 @@
       </w:pPr>
       <w:r>
         <w:rPr>
+          <w:noProof/>
           <w:lang w:val="es-MX"/>
         </w:rPr>
         <w:lastRenderedPageBreak/>
@@ -82,7 +294,7 @@
                     <pic:cNvPicPr/>
                   </pic:nvPicPr>
                   <pic:blipFill>
-                    <a:blip r:embed="rId5"/>
+                    <a:blip r:embed="rId9"/>
                     <a:stretch>
                       <a:fillRect/>
                     </a:stretch>
@@ -104,6 +316,7 @@
       </w:r>
       <w:r>
         <w:rPr>
+          <w:noProof/>
           <w:lang w:val="es-MX"/>
         </w:rPr>
         <w:drawing>
@@ -122,7 +335,7 @@
                     <pic:cNvPicPr/>
                   </pic:nvPicPr>
                   <pic:blipFill>
-                    <a:blip r:embed="rId6"/>
+                    <a:blip r:embed="rId10"/>
                     <a:stretch>
                       <a:fillRect/>
                     </a:stretch>
@@ -144,6 +357,7 @@
       </w:r>
       <w:r>
         <w:rPr>
+          <w:noProof/>
           <w:lang w:val="es-MX"/>
         </w:rPr>
         <w:drawing>
@@ -162,7 +376,7 @@
                     <pic:cNvPicPr/>
                   </pic:nvPicPr>
                   <pic:blipFill>
-                    <a:blip r:embed="rId7"/>
+                    <a:blip r:embed="rId11"/>
                     <a:stretch>
                       <a:fillRect/>
                     </a:stretch>
@@ -204,6 +418,7 @@
       </w:r>
       <w:r>
         <w:rPr>
+          <w:noProof/>
           <w:lang w:val="es-MX"/>
         </w:rPr>
         <w:drawing>
@@ -222,7 +437,7 @@
                     <pic:cNvPicPr/>
                   </pic:nvPicPr>
                   <pic:blipFill rotWithShape="1">
-                    <a:blip r:embed="rId8"/>
+                    <a:blip r:embed="rId12"/>
                     <a:srcRect r="4569" b="33376"/>
                     <a:stretch>
                       <a:fillRect/>
@@ -260,6 +475,7 @@
       </w:pPr>
       <w:r>
         <w:rPr>
+          <w:noProof/>
           <w:lang w:val="es-MX"/>
         </w:rPr>
         <w:drawing>
@@ -278,7 +494,7 @@
                     <pic:cNvPicPr/>
                   </pic:nvPicPr>
                   <pic:blipFill>
-                    <a:blip r:embed="rId9"/>
+                    <a:blip r:embed="rId13"/>
                     <a:stretch>
                       <a:fillRect/>
                     </a:stretch>
@@ -397,6 +613,7 @@
       </w:r>
       <w:r>
         <w:rPr>
+          <w:noProof/>
           <w:lang w:val="es-MX"/>
         </w:rPr>
         <w:drawing>
@@ -415,7 +632,7 @@
                     <pic:cNvPicPr/>
                   </pic:nvPicPr>
                   <pic:blipFill>
-                    <a:blip r:embed="rId10"/>
+                    <a:blip r:embed="rId14"/>
                     <a:stretch>
                       <a:fillRect/>
                     </a:stretch>
@@ -437,6 +654,7 @@
       </w:r>
       <w:r>
         <w:rPr>
+          <w:noProof/>
           <w:lang w:val="es-MX"/>
         </w:rPr>
         <w:drawing>
@@ -455,7 +673,7 @@
                     <pic:cNvPicPr/>
                   </pic:nvPicPr>
                   <pic:blipFill>
-                    <a:blip r:embed="rId11"/>
+                    <a:blip r:embed="rId15"/>
                     <a:stretch>
                       <a:fillRect/>
                     </a:stretch>
@@ -505,6 +723,7 @@
       </w:pPr>
       <w:r>
         <w:rPr>
+          <w:noProof/>
           <w:lang w:val="es-MX"/>
         </w:rPr>
         <w:lastRenderedPageBreak/>
@@ -524,7 +743,7 @@
                     <pic:cNvPicPr/>
                   </pic:nvPicPr>
                   <pic:blipFill>
-                    <a:blip r:embed="rId12"/>
+                    <a:blip r:embed="rId16"/>
                     <a:stretch>
                       <a:fillRect/>
                     </a:stretch>
@@ -546,6 +765,7 @@
       </w:r>
       <w:r>
         <w:rPr>
+          <w:noProof/>
           <w:lang w:val="es-MX"/>
         </w:rPr>
         <w:drawing>
@@ -564,7 +784,7 @@
                     <pic:cNvPicPr/>
                   </pic:nvPicPr>
                   <pic:blipFill>
-                    <a:blip r:embed="rId13"/>
+                    <a:blip r:embed="rId17"/>
                     <a:stretch>
                       <a:fillRect/>
                     </a:stretch>
@@ -586,6 +806,7 @@
       </w:r>
       <w:r>
         <w:rPr>
+          <w:noProof/>
           <w:lang w:val="es-MX"/>
         </w:rPr>
         <w:lastRenderedPageBreak/>
@@ -605,7 +826,7 @@
                     <pic:cNvPicPr/>
                   </pic:nvPicPr>
                   <pic:blipFill>
-                    <a:blip r:embed="rId14"/>
+                    <a:blip r:embed="rId18"/>
                     <a:stretch>
                       <a:fillRect/>
                     </a:stretch>
@@ -627,6 +848,7 @@
       </w:r>
       <w:r>
         <w:rPr>
+          <w:noProof/>
           <w:lang w:val="es-MX"/>
         </w:rPr>
         <w:drawing>
@@ -645,7 +867,7 @@
                     <pic:cNvPicPr/>
                   </pic:nvPicPr>
                   <pic:blipFill>
-                    <a:blip r:embed="rId15"/>
+                    <a:blip r:embed="rId19"/>
                     <a:stretch>
                       <a:fillRect/>
                     </a:stretch>
@@ -654,6 +876,228 @@
                     <a:xfrm>
                       <a:off x="0" y="0"/>
                       <a:ext cx="5612130" cy="3154680"/>
+                    </a:xfrm>
+                    <a:prstGeom prst="rect">
+                      <a:avLst/>
+                    </a:prstGeom>
+                  </pic:spPr>
+                </pic:pic>
+              </a:graphicData>
+            </a:graphic>
+          </wp:inline>
+        </w:drawing>
+      </w:r>
+    </w:p>
+    <w:p>
+      <w:pPr>
+        <w:rPr>
+          <w:u w:val="single"/>
+          <w:lang w:val="es-MX"/>
+        </w:rPr>
+      </w:pPr>
+      <w:r>
+        <w:rPr>
+          <w:u w:val="single"/>
+          <w:lang w:val="es-MX"/>
+        </w:rPr>
+        <w:lastRenderedPageBreak/>
+        <w:t>Ejercicio 14:</w:t>
+      </w:r>
+      <w:r>
+        <w:rPr>
+          <w:noProof/>
+        </w:rPr>
+        <w:t xml:space="preserve"> </w:t>
+      </w:r>
+      <w:r>
+        <w:rPr>
+          <w:noProof/>
+          <w:u w:val="single"/>
+          <w:lang w:val="es-MX"/>
+        </w:rPr>
+        <w:drawing>
+          <wp:inline distT="0" distB="0" distL="0" distR="0" wp14:anchorId="759B8F8C" wp14:editId="1B5DB0E3">
+            <wp:extent cx="5612130" cy="3528695"/>
+            <wp:effectExtent l="0" t="0" r="7620" b="0"/>
+            <wp:docPr id="449406541" name="Imagen 1"/>
+            <wp:cNvGraphicFramePr>
+              <a:graphicFrameLocks xmlns:a="http://schemas.openxmlformats.org/drawingml/2006/main" noChangeAspect="1"/>
+            </wp:cNvGraphicFramePr>
+            <a:graphic xmlns:a="http://schemas.openxmlformats.org/drawingml/2006/main">
+              <a:graphicData uri="http://schemas.openxmlformats.org/drawingml/2006/picture">
+                <pic:pic xmlns:pic="http://schemas.openxmlformats.org/drawingml/2006/picture">
+                  <pic:nvPicPr>
+                    <pic:cNvPr id="449406541" name=""/>
+                    <pic:cNvPicPr/>
+                  </pic:nvPicPr>
+                  <pic:blipFill>
+                    <a:blip r:embed="rId20"/>
+                    <a:stretch>
+                      <a:fillRect/>
+                    </a:stretch>
+                  </pic:blipFill>
+                  <pic:spPr>
+                    <a:xfrm>
+                      <a:off x="0" y="0"/>
+                      <a:ext cx="5612130" cy="3528695"/>
+                    </a:xfrm>
+                    <a:prstGeom prst="rect">
+                      <a:avLst/>
+                    </a:prstGeom>
+                  </pic:spPr>
+                </pic:pic>
+              </a:graphicData>
+            </a:graphic>
+          </wp:inline>
+        </w:drawing>
+      </w:r>
+    </w:p>
+    <w:p>
+      <w:pPr>
+        <w:rPr>
+          <w:u w:val="single"/>
+          <w:lang w:val="es-MX"/>
+        </w:rPr>
+      </w:pPr>
+      <w:r>
+        <w:rPr>
+          <w:noProof/>
+          <w:u w:val="single"/>
+          <w:lang w:val="es-MX"/>
+        </w:rPr>
+        <w:drawing>
+          <wp:inline distT="0" distB="0" distL="0" distR="0" wp14:anchorId="12AB39FF" wp14:editId="63B1AFED">
+            <wp:extent cx="5612130" cy="1694180"/>
+            <wp:effectExtent l="0" t="0" r="7620" b="1270"/>
+            <wp:docPr id="1433509991" name="Imagen 1"/>
+            <wp:cNvGraphicFramePr>
+              <a:graphicFrameLocks xmlns:a="http://schemas.openxmlformats.org/drawingml/2006/main" noChangeAspect="1"/>
+            </wp:cNvGraphicFramePr>
+            <a:graphic xmlns:a="http://schemas.openxmlformats.org/drawingml/2006/main">
+              <a:graphicData uri="http://schemas.openxmlformats.org/drawingml/2006/picture">
+                <pic:pic xmlns:pic="http://schemas.openxmlformats.org/drawingml/2006/picture">
+                  <pic:nvPicPr>
+                    <pic:cNvPr id="1433509991" name=""/>
+                    <pic:cNvPicPr/>
+                  </pic:nvPicPr>
+                  <pic:blipFill>
+                    <a:blip r:embed="rId21"/>
+                    <a:stretch>
+                      <a:fillRect/>
+                    </a:stretch>
+                  </pic:blipFill>
+                  <pic:spPr>
+                    <a:xfrm>
+                      <a:off x="0" y="0"/>
+                      <a:ext cx="5612130" cy="1694180"/>
+                    </a:xfrm>
+                    <a:prstGeom prst="rect">
+                      <a:avLst/>
+                    </a:prstGeom>
+                  </pic:spPr>
+                </pic:pic>
+              </a:graphicData>
+            </a:graphic>
+          </wp:inline>
+        </w:drawing>
+      </w:r>
+    </w:p>
+    <w:p>
+      <w:pPr>
+        <w:rPr>
+          <w:u w:val="single"/>
+          <w:lang w:val="es-MX"/>
+        </w:rPr>
+      </w:pPr>
+      <w:r>
+        <w:rPr>
+          <w:u w:val="single"/>
+          <w:lang w:val="es-MX"/>
+        </w:rPr>
+        <w:t>Ejercicio 15:</w:t>
+      </w:r>
+    </w:p>
+    <w:p>
+      <w:pPr>
+        <w:rPr>
+          <w:u w:val="single"/>
+          <w:lang w:val="es-MX"/>
+        </w:rPr>
+      </w:pPr>
+      <w:r>
+        <w:rPr>
+          <w:noProof/>
+          <w:u w:val="single"/>
+          <w:lang w:val="es-MX"/>
+        </w:rPr>
+        <w:lastRenderedPageBreak/>
+        <w:drawing>
+          <wp:inline distT="0" distB="0" distL="0" distR="0" wp14:anchorId="7FFF9916" wp14:editId="36C2A36E">
+            <wp:extent cx="5612130" cy="3856990"/>
+            <wp:effectExtent l="0" t="0" r="7620" b="0"/>
+            <wp:docPr id="1987565116" name="Imagen 1"/>
+            <wp:cNvGraphicFramePr>
+              <a:graphicFrameLocks xmlns:a="http://schemas.openxmlformats.org/drawingml/2006/main" noChangeAspect="1"/>
+            </wp:cNvGraphicFramePr>
+            <a:graphic xmlns:a="http://schemas.openxmlformats.org/drawingml/2006/main">
+              <a:graphicData uri="http://schemas.openxmlformats.org/drawingml/2006/picture">
+                <pic:pic xmlns:pic="http://schemas.openxmlformats.org/drawingml/2006/picture">
+                  <pic:nvPicPr>
+                    <pic:cNvPr id="1987565116" name=""/>
+                    <pic:cNvPicPr/>
+                  </pic:nvPicPr>
+                  <pic:blipFill>
+                    <a:blip r:embed="rId22"/>
+                    <a:stretch>
+                      <a:fillRect/>
+                    </a:stretch>
+                  </pic:blipFill>
+                  <pic:spPr>
+                    <a:xfrm>
+                      <a:off x="0" y="0"/>
+                      <a:ext cx="5612130" cy="3856990"/>
+                    </a:xfrm>
+                    <a:prstGeom prst="rect">
+                      <a:avLst/>
+                    </a:prstGeom>
+                  </pic:spPr>
+                </pic:pic>
+              </a:graphicData>
+            </a:graphic>
+          </wp:inline>
+        </w:drawing>
+      </w:r>
+      <w:r>
+        <w:rPr>
+          <w:noProof/>
+          <w:u w:val="single"/>
+          <w:lang w:val="es-MX"/>
+        </w:rPr>
+        <w:drawing>
+          <wp:inline distT="0" distB="0" distL="0" distR="0" wp14:anchorId="4CF40733" wp14:editId="2B9C796A">
+            <wp:extent cx="5612130" cy="2386965"/>
+            <wp:effectExtent l="0" t="0" r="7620" b="0"/>
+            <wp:docPr id="472903998" name="Imagen 1"/>
+            <wp:cNvGraphicFramePr>
+              <a:graphicFrameLocks xmlns:a="http://schemas.openxmlformats.org/drawingml/2006/main" noChangeAspect="1"/>
+            </wp:cNvGraphicFramePr>
+            <a:graphic xmlns:a="http://schemas.openxmlformats.org/drawingml/2006/main">
+              <a:graphicData uri="http://schemas.openxmlformats.org/drawingml/2006/picture">
+                <pic:pic xmlns:pic="http://schemas.openxmlformats.org/drawingml/2006/picture">
+                  <pic:nvPicPr>
+                    <pic:cNvPr id="472903998" name=""/>
+                    <pic:cNvPicPr/>
+                  </pic:nvPicPr>
+                  <pic:blipFill>
+                    <a:blip r:embed="rId23"/>
+                    <a:stretch>
+                      <a:fillRect/>
+                    </a:stretch>
+                  </pic:blipFill>
+                  <pic:spPr>
+                    <a:xfrm>
+                      <a:off x="0" y="0"/>
+                      <a:ext cx="5612130" cy="2386965"/>
                     </a:xfrm>
                     <a:prstGeom prst="rect">
                       <a:avLst/>
